--- a/Richard/Java Backend/Richard_Bozeman.docx
+++ b/Richard/Java Backend/Richard_Bozeman.docx
@@ -30,21 +30,8 @@
           <w:sz w:val="22"/>
           <w:szCs w:val="22"/>
         </w:rPr>
-        <w:t xml:space="preserve">Senior Software Engineer at </w:t>
-      </w:r>
-      <w:proofErr w:type="spellStart"/>
-      <w:r>
-        <w:rPr>
-          <w:rFonts w:ascii="Arial" w:eastAsia="Arial" w:hAnsi="Arial" w:cs="Arial"/>
-          <w:b/>
-          <w:bCs/>
-          <w:color w:val="6F8F6B"/>
-          <w:sz w:val="22"/>
-          <w:szCs w:val="22"/>
-        </w:rPr>
-        <w:t>Saritasa</w:t>
-      </w:r>
-      <w:proofErr w:type="spellEnd"/>
+        <w:t>Senior Software Engineer</w:t>
+      </w:r>
     </w:p>
     <w:p>
       <w:pPr>
@@ -57,7 +44,43 @@
           <w:sz w:val="19"/>
           <w:szCs w:val="19"/>
         </w:rPr>
-        <w:t>richard.bozeman.1992@outlook.com | linkedin.com/in/richard-bozeman-0a8b9a3a6 | Florida, United States | +1 (305) 7070624</w:t>
+        <w:t>richardbozemandev@outlook.com</w:t>
+      </w:r>
+      <w:r>
+        <w:rPr>
+          <w:rFonts w:ascii="Arial" w:eastAsia="Arial" w:hAnsi="Arial" w:cs="Arial"/>
+          <w:color w:val="4B5563"/>
+          <w:sz w:val="19"/>
+          <w:szCs w:val="19"/>
+        </w:rPr>
+        <w:t xml:space="preserve"> | </w:t>
+      </w:r>
+      <w:r>
+        <w:rPr>
+          <w:rFonts w:ascii="Arial" w:eastAsia="Arial" w:hAnsi="Arial" w:cs="Arial"/>
+          <w:color w:val="4B5563"/>
+          <w:sz w:val="19"/>
+          <w:szCs w:val="19"/>
+        </w:rPr>
+        <w:t>https://www.linkedin.com/in/richard-bozeman-b627703b1</w:t>
+      </w:r>
+      <w:r>
+        <w:rPr>
+          <w:rFonts w:ascii="Arial" w:eastAsia="Arial" w:hAnsi="Arial" w:cs="Arial"/>
+          <w:color w:val="4B5563"/>
+          <w:sz w:val="19"/>
+          <w:szCs w:val="19"/>
+        </w:rPr>
+        <w:t>| Florida, United States    +</w:t>
+      </w:r>
+      <w:r>
+        <w:rPr>
+          <w:rFonts w:ascii="Arial" w:eastAsia="Arial" w:hAnsi="Arial" w:cs="Arial"/>
+          <w:color w:val="4B5563"/>
+          <w:sz w:val="19"/>
+          <w:szCs w:val="19"/>
+        </w:rPr>
+        <w:t>1 (305) 7070624</w:t>
       </w:r>
     </w:p>
     <w:p>
@@ -67,6 +90,8 @@
         </w:pBdr>
         <w:spacing w:before="120" w:after="80"/>
       </w:pPr>
+      <w:bookmarkStart w:id="0" w:name="_GoBack"/>
+      <w:bookmarkEnd w:id="0"/>
       <w:r>
         <w:rPr>
           <w:b/>
@@ -110,8 +135,9 @@
           <w:sz w:val="21"/>
           <w:szCs w:val="21"/>
         </w:rPr>
-        <w:t>, and the glue that kee</w:t>
-      </w:r>
+        <w:t xml:space="preserve">, and the glue that keeps everything from falling apart at 2 AM. I’m big on clean architecture, pragmatic engineering, and making systems boring (the highest compliment in production). What you can expect from me: scalable services and well-designed APIs, cloud + </w:t>
+      </w:r>
+      <w:proofErr w:type="spellStart"/>
       <w:r>
         <w:rPr>
           <w:rFonts w:ascii="Arial" w:eastAsia="Arial" w:hAnsi="Arial" w:cs="Arial"/>
@@ -119,9 +145,9 @@
           <w:sz w:val="21"/>
           <w:szCs w:val="21"/>
         </w:rPr>
-        <w:t xml:space="preserve">ps everything from falling apart at 2 AM. I’m big on clean architecture, pragmatic engineering, and making systems boring (the highest compliment in production). What you can expect from me: scalable services and well-designed APIs, cloud + </w:t>
-      </w:r>
-      <w:proofErr w:type="spellStart"/>
+        <w:t>DevOps</w:t>
+      </w:r>
+      <w:proofErr w:type="spellEnd"/>
       <w:r>
         <w:rPr>
           <w:rFonts w:ascii="Arial" w:eastAsia="Arial" w:hAnsi="Arial" w:cs="Arial"/>
@@ -129,9 +155,9 @@
           <w:sz w:val="21"/>
           <w:szCs w:val="21"/>
         </w:rPr>
-        <w:t>DevOps</w:t>
-      </w:r>
-      <w:proofErr w:type="spellEnd"/>
+        <w:t xml:space="preserve"> mindset (automation over heroics), performance, security, and reliability baked in, strong ownership, clear communication, zero drama, mentoring, reviews, and helping </w:t>
+      </w:r>
+      <w:proofErr w:type="gramStart"/>
       <w:r>
         <w:rPr>
           <w:rFonts w:ascii="Arial" w:eastAsia="Arial" w:hAnsi="Arial" w:cs="Arial"/>
@@ -139,8 +165,9 @@
           <w:sz w:val="21"/>
           <w:szCs w:val="21"/>
         </w:rPr>
-        <w:t xml:space="preserve"> mindset </w:t>
-      </w:r>
+        <w:t>teams</w:t>
+      </w:r>
+      <w:proofErr w:type="gramEnd"/>
       <w:r>
         <w:rPr>
           <w:rFonts w:ascii="Arial" w:eastAsia="Arial" w:hAnsi="Arial" w:cs="Arial"/>
@@ -148,36 +175,7 @@
           <w:sz w:val="21"/>
           <w:szCs w:val="21"/>
         </w:rPr>
-        <w:t xml:space="preserve">(automation over heroics), performance, security, and reliability baked in, strong ownership, clear communication, zero drama, mentoring, reviews, and helping </w:t>
-      </w:r>
-      <w:proofErr w:type="gramStart"/>
-      <w:r>
-        <w:rPr>
-          <w:rFonts w:ascii="Arial" w:eastAsia="Arial" w:hAnsi="Arial" w:cs="Arial"/>
-          <w:color w:val="111111"/>
-          <w:sz w:val="21"/>
-          <w:szCs w:val="21"/>
-        </w:rPr>
-        <w:t>teams</w:t>
-      </w:r>
-      <w:proofErr w:type="gramEnd"/>
-      <w:r>
-        <w:rPr>
-          <w:rFonts w:ascii="Arial" w:eastAsia="Arial" w:hAnsi="Arial" w:cs="Arial"/>
-          <w:color w:val="111111"/>
-          <w:sz w:val="21"/>
-          <w:szCs w:val="21"/>
-        </w:rPr>
-        <w:t xml:space="preserve"> level up. If your team likes shipping, learning, and laughing a little while doing serious </w:t>
-      </w:r>
-      <w:r>
-        <w:rPr>
-          <w:rFonts w:ascii="Arial" w:eastAsia="Arial" w:hAnsi="Arial" w:cs="Arial"/>
-          <w:color w:val="111111"/>
-          <w:sz w:val="21"/>
-          <w:szCs w:val="21"/>
-        </w:rPr>
-        <w:t>work—let’s connect.</w:t>
+        <w:t xml:space="preserve"> level up. If your team likes shipping, learning, and laughing a little while doing serious work—let’s connect.</w:t>
       </w:r>
     </w:p>
     <w:p>
@@ -223,12 +221,6 @@
         <w:gridCol w:w="2545"/>
       </w:tblGrid>
       <w:tr>
-        <w:tblPrEx>
-          <w:tblCellMar>
-            <w:top w:w="0" w:type="dxa"/>
-            <w:bottom w:w="0" w:type="dxa"/>
-          </w:tblCellMar>
-        </w:tblPrEx>
         <w:tc>
           <w:tcPr>
             <w:tcW w:w="1250" w:type="pct"/>
@@ -309,18 +301,7 @@
                 <w:sz w:val="19"/>
                 <w:szCs w:val="19"/>
               </w:rPr>
-              <w:t>Spring Boot service development, Spring MVC REST APIs, layered architectur</w:t>
-            </w:r>
-            <w:r>
-              <w:rPr>
-                <w:rFonts w:ascii="Arial" w:eastAsia="Arial" w:hAnsi="Arial" w:cs="Arial"/>
-                <w:b/>
-                <w:bCs/>
-                <w:color w:val="111111"/>
-                <w:sz w:val="19"/>
-                <w:szCs w:val="19"/>
-              </w:rPr>
-              <w:t>e, modular boundaries, and dependency management patterns for long-lived codebases</w:t>
+              <w:t>Spring Boot service development, Spring MVC REST APIs, layered architecture, modular boundaries, and dependency management patterns for long-lived codebases</w:t>
             </w:r>
           </w:p>
         </w:tc>
@@ -404,29 +385,12 @@
                 <w:sz w:val="19"/>
                 <w:szCs w:val="19"/>
               </w:rPr>
-              <w:t>Data access wi</w:t>
-            </w:r>
-            <w:r>
-              <w:rPr>
-                <w:rFonts w:ascii="Arial" w:eastAsia="Arial" w:hAnsi="Arial" w:cs="Arial"/>
-                <w:b/>
-                <w:bCs/>
-                <w:color w:val="111111"/>
-                <w:sz w:val="19"/>
-                <w:szCs w:val="19"/>
-              </w:rPr>
-              <w:t>th JPA/Hibernate patterns, query optimization, transaction boundaries, isolation levels, and avoiding N+1/locking pitfalls under load</w:t>
+              <w:t>Data access with JPA/Hibernate patterns, query optimization, transaction boundaries, isolation levels, and avoiding N+1/locking pitfalls under load</w:t>
             </w:r>
           </w:p>
         </w:tc>
       </w:tr>
       <w:tr>
-        <w:tblPrEx>
-          <w:tblCellMar>
-            <w:top w:w="0" w:type="dxa"/>
-            <w:bottom w:w="0" w:type="dxa"/>
-          </w:tblCellMar>
-        </w:tblPrEx>
         <w:tc>
           <w:tcPr>
             <w:tcW w:w="1250" w:type="pct"/>
@@ -453,18 +417,7 @@
                 <w:sz w:val="19"/>
                 <w:szCs w:val="19"/>
               </w:rPr>
-              <w:t>SQL-first thinking: schema design, indexing strategy, migrations, query plans, and reliability-first persistence patterns</w:t>
-            </w:r>
-            <w:r>
-              <w:rPr>
-                <w:rFonts w:ascii="Arial" w:eastAsia="Arial" w:hAnsi="Arial" w:cs="Arial"/>
-                <w:b/>
-                <w:bCs/>
-                <w:color w:val="111111"/>
-                <w:sz w:val="19"/>
-                <w:szCs w:val="19"/>
-              </w:rPr>
-              <w:t xml:space="preserve"> for multi-tenant or high-volume systems</w:t>
+              <w:t>SQL-first thinking: schema design, indexing strategy, migrations, query plans, and reliability-first persistence patterns for multi-tenant or high-volume systems</w:t>
             </w:r>
           </w:p>
         </w:tc>
@@ -596,18 +549,7 @@
                 <w:sz w:val="19"/>
                 <w:szCs w:val="19"/>
               </w:rPr>
-              <w:t>-like patterns: cache-aside, TTL d</w:t>
-            </w:r>
-            <w:r>
-              <w:rPr>
-                <w:rFonts w:ascii="Arial" w:eastAsia="Arial" w:hAnsi="Arial" w:cs="Arial"/>
-                <w:b/>
-                <w:bCs/>
-                <w:color w:val="111111"/>
-                <w:sz w:val="19"/>
-                <w:szCs w:val="19"/>
-              </w:rPr>
-              <w:t>iscipline, stampede protection, and correctness-first invalidation approaches</w:t>
+              <w:t>-like patterns: cache-aside, TTL discipline, stampede protection, and correctness-first invalidation approaches</w:t>
             </w:r>
           </w:p>
         </w:tc>
@@ -643,12 +585,6 @@
         </w:tc>
       </w:tr>
       <w:tr>
-        <w:tblPrEx>
-          <w:tblCellMar>
-            <w:top w:w="0" w:type="dxa"/>
-            <w:bottom w:w="0" w:type="dxa"/>
-          </w:tblCellMar>
-        </w:tblPrEx>
         <w:tc>
           <w:tcPr>
             <w:tcW w:w="1250" w:type="pct"/>
@@ -705,18 +641,7 @@
                 <w:sz w:val="19"/>
                 <w:szCs w:val="19"/>
               </w:rPr>
-              <w:t>Reliability engineering: SLO-driven thinking, graceful degradation, timeouts, bulkheads, and failure isolatio</w:t>
-            </w:r>
-            <w:r>
-              <w:rPr>
-                <w:rFonts w:ascii="Arial" w:eastAsia="Arial" w:hAnsi="Arial" w:cs="Arial"/>
-                <w:b/>
-                <w:bCs/>
-                <w:color w:val="111111"/>
-                <w:sz w:val="19"/>
-                <w:szCs w:val="19"/>
-              </w:rPr>
-              <w:t>n to keep incidents contained</w:t>
+              <w:t>Reliability engineering: SLO-driven thinking, graceful degradation, timeouts, bulkheads, and failure isolation to keep incidents contained</w:t>
             </w:r>
           </w:p>
         </w:tc>
@@ -800,29 +725,12 @@
                 <w:sz w:val="19"/>
                 <w:szCs w:val="19"/>
               </w:rPr>
-              <w:t xml:space="preserve">: image hardening, multi-stage builds, reproducible </w:t>
-            </w:r>
-            <w:r>
-              <w:rPr>
-                <w:rFonts w:ascii="Arial" w:eastAsia="Arial" w:hAnsi="Arial" w:cs="Arial"/>
-                <w:b/>
-                <w:bCs/>
-                <w:color w:val="111111"/>
-                <w:sz w:val="19"/>
-                <w:szCs w:val="19"/>
-              </w:rPr>
-              <w:t>builds, and runtime configuration patterns for cloud deployments</w:t>
+              <w:t>: image hardening, multi-stage builds, reproducible builds, and runtime configuration patterns for cloud deployments</w:t>
             </w:r>
           </w:p>
         </w:tc>
       </w:tr>
       <w:tr>
-        <w:tblPrEx>
-          <w:tblCellMar>
-            <w:top w:w="0" w:type="dxa"/>
-            <w:bottom w:w="0" w:type="dxa"/>
-          </w:tblCellMar>
-        </w:tblPrEx>
         <w:tc>
           <w:tcPr>
             <w:tcW w:w="1250" w:type="pct"/>
@@ -879,18 +787,7 @@
                 <w:sz w:val="19"/>
                 <w:szCs w:val="19"/>
               </w:rPr>
-              <w:t>Infrastructure automation mindset: repeat</w:t>
-            </w:r>
-            <w:r>
-              <w:rPr>
-                <w:rFonts w:ascii="Arial" w:eastAsia="Arial" w:hAnsi="Arial" w:cs="Arial"/>
-                <w:b/>
-                <w:bCs/>
-                <w:color w:val="111111"/>
-                <w:sz w:val="19"/>
-                <w:szCs w:val="19"/>
-              </w:rPr>
-              <w:t xml:space="preserve">able environment provisioning, configuration as code concepts, and operational </w:t>
+              <w:t xml:space="preserve">Infrastructure automation mindset: repeatable environment provisioning, configuration as code concepts, and operational </w:t>
             </w:r>
             <w:proofErr w:type="spellStart"/>
             <w:r>
@@ -957,18 +854,7 @@
                 <w:sz w:val="19"/>
                 <w:szCs w:val="19"/>
               </w:rPr>
-              <w:t xml:space="preserve"> foundations: structured logging, actionable metrics, tracing concepts, and building dashboards/alerts that reduce MTTR during incide</w:t>
-            </w:r>
-            <w:r>
-              <w:rPr>
-                <w:rFonts w:ascii="Arial" w:eastAsia="Arial" w:hAnsi="Arial" w:cs="Arial"/>
-                <w:b/>
-                <w:bCs/>
-                <w:color w:val="111111"/>
-                <w:sz w:val="19"/>
-                <w:szCs w:val="19"/>
-              </w:rPr>
-              <w:t>nts</w:t>
+              <w:t xml:space="preserve"> foundations: structured logging, actionable metrics, tracing concepts, and building dashboards/alerts that reduce MTTR during incidents</w:t>
             </w:r>
           </w:p>
         </w:tc>
@@ -1004,12 +890,6 @@
         </w:tc>
       </w:tr>
       <w:tr>
-        <w:tblPrEx>
-          <w:tblCellMar>
-            <w:top w:w="0" w:type="dxa"/>
-            <w:bottom w:w="0" w:type="dxa"/>
-          </w:tblCellMar>
-        </w:tblPrEx>
         <w:tc>
           <w:tcPr>
             <w:tcW w:w="1250" w:type="pct"/>
@@ -1036,18 +916,7 @@
                 <w:sz w:val="19"/>
                 <w:szCs w:val="19"/>
               </w:rPr>
-              <w:t>Integration testing strategy: contract testing mindset, realistic dependency boundaries, and test data man</w:t>
-            </w:r>
-            <w:r>
-              <w:rPr>
-                <w:rFonts w:ascii="Arial" w:eastAsia="Arial" w:hAnsi="Arial" w:cs="Arial"/>
-                <w:b/>
-                <w:bCs/>
-                <w:color w:val="111111"/>
-                <w:sz w:val="19"/>
-                <w:szCs w:val="19"/>
-              </w:rPr>
-              <w:t>agement that reflects production behavior</w:t>
+              <w:t>Integration testing strategy: contract testing mindset, realistic dependency boundaries, and test data management that reflects production behavior</w:t>
             </w:r>
           </w:p>
         </w:tc>
@@ -1137,29 +1006,12 @@
                 <w:sz w:val="19"/>
                 <w:szCs w:val="19"/>
               </w:rPr>
-              <w:t>Clean architecture and maintainable boundaries, pragmatic abstractions, and reducing coupling so services s</w:t>
-            </w:r>
-            <w:r>
-              <w:rPr>
-                <w:rFonts w:ascii="Arial" w:eastAsia="Arial" w:hAnsi="Arial" w:cs="Arial"/>
-                <w:b/>
-                <w:bCs/>
-                <w:color w:val="111111"/>
-                <w:sz w:val="19"/>
-                <w:szCs w:val="19"/>
-              </w:rPr>
-              <w:t>tay predictable under change</w:t>
+              <w:t>Clean architecture and maintainable boundaries, pragmatic abstractions, and reducing coupling so services stay predictable under change</w:t>
             </w:r>
           </w:p>
         </w:tc>
       </w:tr>
       <w:tr>
-        <w:tblPrEx>
-          <w:tblCellMar>
-            <w:top w:w="0" w:type="dxa"/>
-            <w:bottom w:w="0" w:type="dxa"/>
-          </w:tblCellMar>
-        </w:tblPrEx>
         <w:tc>
           <w:tcPr>
             <w:tcW w:w="1250" w:type="pct"/>
@@ -1246,18 +1098,7 @@
                 <w:sz w:val="19"/>
                 <w:szCs w:val="19"/>
               </w:rPr>
-              <w:t>Mentorship and team enablement: pairing, documentation habits, onboarding improvements, and raising baseline eng</w:t>
-            </w:r>
-            <w:r>
-              <w:rPr>
-                <w:rFonts w:ascii="Arial" w:eastAsia="Arial" w:hAnsi="Arial" w:cs="Arial"/>
-                <w:b/>
-                <w:bCs/>
-                <w:color w:val="111111"/>
-                <w:sz w:val="19"/>
-                <w:szCs w:val="19"/>
-              </w:rPr>
-              <w:t>ineering quality across squads</w:t>
+              <w:t>Mentorship and team enablement: pairing, documentation habits, onboarding improvements, and raising baseline engineering quality across squads</w:t>
             </w:r>
           </w:p>
         </w:tc>
@@ -1295,8 +1136,6 @@
       <w:pPr>
         <w:spacing w:after="80"/>
       </w:pPr>
-      <w:bookmarkStart w:id="0" w:name="_GoBack"/>
-      <w:bookmarkEnd w:id="0"/>
     </w:p>
     <w:p>
       <w:pPr>
@@ -1383,14 +1222,7 @@
           <w:rFonts w:ascii="Arial" w:eastAsia="Arial" w:hAnsi="Arial" w:cs="Arial"/>
           <w:color w:val="111111"/>
         </w:rPr>
-        <w:t xml:space="preserve"> wi</w:t>
-      </w:r>
-      <w:r>
-        <w:rPr>
-          <w:rFonts w:ascii="Arial" w:eastAsia="Arial" w:hAnsi="Arial" w:cs="Arial"/>
-          <w:color w:val="111111"/>
-        </w:rPr>
-        <w:t>th measurable acceptance criteria, predictable scope, and release-ready milestones.</w:t>
+        <w:t xml:space="preserve"> with measurable acceptance criteria, predictable scope, and release-ready milestones.</w:t>
       </w:r>
     </w:p>
     <w:p>
@@ -1434,35 +1266,21 @@
           <w:rFonts w:ascii="Arial" w:eastAsia="Arial" w:hAnsi="Arial" w:cs="Arial"/>
           <w:color w:val="111111"/>
         </w:rPr>
-        <w:t>- Improved reliability by hardening failure paths, ad</w:t>
-      </w:r>
-      <w:r>
-        <w:rPr>
-          <w:rFonts w:ascii="Arial" w:eastAsia="Arial" w:hAnsi="Arial" w:cs="Arial"/>
-          <w:color w:val="111111"/>
-        </w:rPr>
-        <w:t>ding sensible defaults, and isolating dependency failures so a single downstream outage could not cascade into platform-wide degradation.</w:t>
-      </w:r>
-    </w:p>
-    <w:p>
-      <w:pPr>
-        <w:spacing w:after="40"/>
-        <w:ind w:left="240"/>
-        <w:jc w:val="both"/>
-      </w:pPr>
-      <w:r>
-        <w:rPr>
-          <w:rFonts w:ascii="Arial" w:eastAsia="Arial" w:hAnsi="Arial" w:cs="Arial"/>
-          <w:color w:val="111111"/>
-        </w:rPr>
-        <w:t>- Optimized persistence behavior by tightening transaction scopes, reducing lock contention, and improving query effic</w:t>
-      </w:r>
-      <w:r>
-        <w:rPr>
-          <w:rFonts w:ascii="Arial" w:eastAsia="Arial" w:hAnsi="Arial" w:cs="Arial"/>
-          <w:color w:val="111111"/>
-        </w:rPr>
-        <w:t>iency so high-traffic workflows stayed stable during peak usage windows.</w:t>
+        <w:t>- Improved reliability by hardening failure paths, adding sensible defaults, and isolating dependency failures so a single downstream outage could not cascade into platform-wide degradation.</w:t>
+      </w:r>
+    </w:p>
+    <w:p>
+      <w:pPr>
+        <w:spacing w:after="40"/>
+        <w:ind w:left="240"/>
+        <w:jc w:val="both"/>
+      </w:pPr>
+      <w:r>
+        <w:rPr>
+          <w:rFonts w:ascii="Arial" w:eastAsia="Arial" w:hAnsi="Arial" w:cs="Arial"/>
+          <w:color w:val="111111"/>
+        </w:rPr>
+        <w:t>- Optimized persistence behavior by tightening transaction scopes, reducing lock contention, and improving query efficiency so high-traffic workflows stayed stable during peak usage windows.</w:t>
       </w:r>
     </w:p>
     <w:p>
@@ -1536,14 +1354,7 @@
           <w:rFonts w:ascii="Arial" w:eastAsia="Arial" w:hAnsi="Arial" w:cs="Arial"/>
           <w:color w:val="111111"/>
         </w:rPr>
-        <w:t xml:space="preserve"> by standardizing structured logs </w:t>
-      </w:r>
-      <w:r>
-        <w:rPr>
-          <w:rFonts w:ascii="Arial" w:eastAsia="Arial" w:hAnsi="Arial" w:cs="Arial"/>
-          <w:color w:val="111111"/>
-        </w:rPr>
-        <w:t>and actionable metrics, enabling faster triage and reducing the amount of guesswork during production incidents.</w:t>
+        <w:t xml:space="preserve"> by standardizing structured logs and actionable metrics, enabling faster triage and reducing the amount of guesswork during production incidents.</w:t>
       </w:r>
     </w:p>
     <w:p>
@@ -1573,14 +1384,7 @@
           <w:rFonts w:ascii="Arial" w:eastAsia="Arial" w:hAnsi="Arial" w:cs="Arial"/>
           <w:color w:val="111111"/>
         </w:rPr>
-        <w:t xml:space="preserve"> ensuring new features did n</w:t>
-      </w:r>
-      <w:r>
-        <w:rPr>
-          <w:rFonts w:ascii="Arial" w:eastAsia="Arial" w:hAnsi="Arial" w:cs="Arial"/>
-          <w:color w:val="111111"/>
-        </w:rPr>
-        <w:t>ot quietly increase operational risk.</w:t>
+        <w:t xml:space="preserve"> ensuring new features did not quietly increase operational risk.</w:t>
       </w:r>
     </w:p>
     <w:p>
@@ -1608,56 +1412,35 @@
           <w:rFonts w:ascii="Arial" w:eastAsia="Arial" w:hAnsi="Arial" w:cs="Arial"/>
           <w:color w:val="111111"/>
         </w:rPr>
-        <w:t>- Improved deployment confidence</w:t>
-      </w:r>
-      <w:r>
-        <w:rPr>
-          <w:rFonts w:ascii="Arial" w:eastAsia="Arial" w:hAnsi="Arial" w:cs="Arial"/>
-          <w:color w:val="111111"/>
-        </w:rPr>
-        <w:t xml:space="preserve"> by tightening CI/CD checks, reducing manual release steps, and ensuring rollback procedures were documented and practiced before emergencies happened.</w:t>
-      </w:r>
-    </w:p>
-    <w:p>
-      <w:pPr>
-        <w:spacing w:after="40"/>
-        <w:ind w:left="240"/>
-        <w:jc w:val="both"/>
-      </w:pPr>
-      <w:r>
-        <w:rPr>
-          <w:rFonts w:ascii="Arial" w:eastAsia="Arial" w:hAnsi="Arial" w:cs="Arial"/>
-          <w:color w:val="111111"/>
-        </w:rPr>
-        <w:t>- Refactored fragile modules into clearer boundaries with smaller interfaces, reducing coupling and maki</w:t>
-      </w:r>
-      <w:r>
-        <w:rPr>
-          <w:rFonts w:ascii="Arial" w:eastAsia="Arial" w:hAnsi="Arial" w:cs="Arial"/>
-          <w:color w:val="111111"/>
-        </w:rPr>
-        <w:t>ng future changes cheaper while keeping production behavior stable throughout the work.</w:t>
-      </w:r>
-    </w:p>
-    <w:p>
-      <w:pPr>
-        <w:spacing w:after="40"/>
-        <w:ind w:left="240"/>
-        <w:jc w:val="both"/>
-      </w:pPr>
-      <w:r>
-        <w:rPr>
-          <w:rFonts w:ascii="Arial" w:eastAsia="Arial" w:hAnsi="Arial" w:cs="Arial"/>
-          <w:color w:val="111111"/>
-        </w:rPr>
-        <w:t>- Introduced performance guardrails by measuring key endpoints, tracking latency regressions, and prioritizing targeted fixes that improved user experience without over</w:t>
-      </w:r>
-      <w:r>
-        <w:rPr>
-          <w:rFonts w:ascii="Arial" w:eastAsia="Arial" w:hAnsi="Arial" w:cs="Arial"/>
-          <w:color w:val="111111"/>
-        </w:rPr>
-        <w:t>-optimizing prematurely.</w:t>
+        <w:t>- Improved deployment confidence by tightening CI/CD checks, reducing manual release steps, and ensuring rollback procedures were documented and practiced before emergencies happened.</w:t>
+      </w:r>
+    </w:p>
+    <w:p>
+      <w:pPr>
+        <w:spacing w:after="40"/>
+        <w:ind w:left="240"/>
+        <w:jc w:val="both"/>
+      </w:pPr>
+      <w:r>
+        <w:rPr>
+          <w:rFonts w:ascii="Arial" w:eastAsia="Arial" w:hAnsi="Arial" w:cs="Arial"/>
+          <w:color w:val="111111"/>
+        </w:rPr>
+        <w:t>- Refactored fragile modules into clearer boundaries with smaller interfaces, reducing coupling and making future changes cheaper while keeping production behavior stable throughout the work.</w:t>
+      </w:r>
+    </w:p>
+    <w:p>
+      <w:pPr>
+        <w:spacing w:after="40"/>
+        <w:ind w:left="240"/>
+        <w:jc w:val="both"/>
+      </w:pPr>
+      <w:r>
+        <w:rPr>
+          <w:rFonts w:ascii="Arial" w:eastAsia="Arial" w:hAnsi="Arial" w:cs="Arial"/>
+          <w:color w:val="111111"/>
+        </w:rPr>
+        <w:t>- Introduced performance guardrails by measuring key endpoints, tracking latency regressions, and prioritizing targeted fixes that improved user experience without over-optimizing prematurely.</w:t>
       </w:r>
     </w:p>
     <w:p>
@@ -1685,35 +1468,21 @@
           <w:rFonts w:ascii="Arial" w:eastAsia="Arial" w:hAnsi="Arial" w:cs="Arial"/>
           <w:color w:val="111111"/>
         </w:rPr>
-        <w:t>- Supported teammates through mentorship and pa</w:t>
-      </w:r>
-      <w:r>
-        <w:rPr>
-          <w:rFonts w:ascii="Arial" w:eastAsia="Arial" w:hAnsi="Arial" w:cs="Arial"/>
-          <w:color w:val="111111"/>
-        </w:rPr>
-        <w:t>iring on hard problems, helping newer engineers build confidence in backend design, testing discipline, and production debugging habits.</w:t>
-      </w:r>
-    </w:p>
-    <w:p>
-      <w:pPr>
-        <w:spacing w:after="40"/>
-        <w:ind w:left="240"/>
-        <w:jc w:val="both"/>
-      </w:pPr>
-      <w:r>
-        <w:rPr>
-          <w:rFonts w:ascii="Arial" w:eastAsia="Arial" w:hAnsi="Arial" w:cs="Arial"/>
-          <w:color w:val="111111"/>
-        </w:rPr>
-        <w:t>- Maintained a high bar for security hygiene by enforcing input validation, least-privilege access expectations, and sa</w:t>
-      </w:r>
-      <w:r>
-        <w:rPr>
-          <w:rFonts w:ascii="Arial" w:eastAsia="Arial" w:hAnsi="Arial" w:cs="Arial"/>
-          <w:color w:val="111111"/>
-        </w:rPr>
-        <w:t>fe configuration defaults across environments and deployments.</w:t>
+        <w:t>- Supported teammates through mentorship and pairing on hard problems, helping newer engineers build confidence in backend design, testing discipline, and production debugging habits.</w:t>
+      </w:r>
+    </w:p>
+    <w:p>
+      <w:pPr>
+        <w:spacing w:after="40"/>
+        <w:ind w:left="240"/>
+        <w:jc w:val="both"/>
+      </w:pPr>
+      <w:r>
+        <w:rPr>
+          <w:rFonts w:ascii="Arial" w:eastAsia="Arial" w:hAnsi="Arial" w:cs="Arial"/>
+          <w:color w:val="111111"/>
+        </w:rPr>
+        <w:t>- Maintained a high bar for security hygiene by enforcing input validation, least-privilege access expectations, and safe configuration defaults across environments and deployments.</w:t>
       </w:r>
     </w:p>
     <w:p>
@@ -1789,35 +1558,21 @@
           <w:rFonts w:ascii="Arial" w:eastAsia="Arial" w:hAnsi="Arial" w:cs="Arial"/>
           <w:color w:val="111111"/>
         </w:rPr>
-        <w:t>- Built and refined API endpoints with clear versioning discipline and comp</w:t>
-      </w:r>
-      <w:r>
-        <w:rPr>
-          <w:rFonts w:ascii="Arial" w:eastAsia="Arial" w:hAnsi="Arial" w:cs="Arial"/>
-          <w:color w:val="111111"/>
-        </w:rPr>
-        <w:t>atibility awareness so downstream consumers could upgrade safely without unexpected breaking changes.</w:t>
-      </w:r>
-    </w:p>
-    <w:p>
-      <w:pPr>
-        <w:spacing w:after="40"/>
-        <w:ind w:left="240"/>
-        <w:jc w:val="both"/>
-      </w:pPr>
-      <w:r>
-        <w:rPr>
-          <w:rFonts w:ascii="Arial" w:eastAsia="Arial" w:hAnsi="Arial" w:cs="Arial"/>
-          <w:color w:val="111111"/>
-        </w:rPr>
-        <w:t>- Implemented robust validation and error handling across service boundaries, reducing support tickets caused by edge-case inputs and improving overall pl</w:t>
-      </w:r>
-      <w:r>
-        <w:rPr>
-          <w:rFonts w:ascii="Arial" w:eastAsia="Arial" w:hAnsi="Arial" w:cs="Arial"/>
-          <w:color w:val="111111"/>
-        </w:rPr>
-        <w:t>atform trustworthiness.</w:t>
+        <w:t>- Built and refined API endpoints with clear versioning discipline and compatibility awareness so downstream consumers could upgrade safely without unexpected breaking changes.</w:t>
+      </w:r>
+    </w:p>
+    <w:p>
+      <w:pPr>
+        <w:spacing w:after="40"/>
+        <w:ind w:left="240"/>
+        <w:jc w:val="both"/>
+      </w:pPr>
+      <w:r>
+        <w:rPr>
+          <w:rFonts w:ascii="Arial" w:eastAsia="Arial" w:hAnsi="Arial" w:cs="Arial"/>
+          <w:color w:val="111111"/>
+        </w:rPr>
+        <w:t>- Implemented robust validation and error handling across service boundaries, reducing support tickets caused by edge-case inputs and improving overall platform trustworthiness.</w:t>
       </w:r>
     </w:p>
     <w:p>
@@ -1845,35 +1600,21 @@
           <w:rFonts w:ascii="Arial" w:eastAsia="Arial" w:hAnsi="Arial" w:cs="Arial"/>
           <w:color w:val="111111"/>
         </w:rPr>
-        <w:t>- Hardened data workflows by improving transaction</w:t>
-      </w:r>
-      <w:r>
-        <w:rPr>
-          <w:rFonts w:ascii="Arial" w:eastAsia="Arial" w:hAnsi="Arial" w:cs="Arial"/>
-          <w:color w:val="111111"/>
-        </w:rPr>
-        <w:t>al consistency and addressing race conditions, preventing intermittent production defects that were difficult to reproduce locally.</w:t>
-      </w:r>
-    </w:p>
-    <w:p>
-      <w:pPr>
-        <w:spacing w:after="40"/>
-        <w:ind w:left="240"/>
-        <w:jc w:val="both"/>
-      </w:pPr>
-      <w:r>
-        <w:rPr>
-          <w:rFonts w:ascii="Arial" w:eastAsia="Arial" w:hAnsi="Arial" w:cs="Arial"/>
-          <w:color w:val="111111"/>
-        </w:rPr>
-        <w:t xml:space="preserve">- Created targeted automated tests around business-critical logic, focusing on regression prevention for the riskiest flows </w:t>
-      </w:r>
-      <w:r>
-        <w:rPr>
-          <w:rFonts w:ascii="Arial" w:eastAsia="Arial" w:hAnsi="Arial" w:cs="Arial"/>
-          <w:color w:val="111111"/>
-        </w:rPr>
-        <w:t>and ensuring changes could be shipped with confidence.</w:t>
+        <w:t>- Hardened data workflows by improving transactional consistency and addressing race conditions, preventing intermittent production defects that were difficult to reproduce locally.</w:t>
+      </w:r>
+    </w:p>
+    <w:p>
+      <w:pPr>
+        <w:spacing w:after="40"/>
+        <w:ind w:left="240"/>
+        <w:jc w:val="both"/>
+      </w:pPr>
+      <w:r>
+        <w:rPr>
+          <w:rFonts w:ascii="Arial" w:eastAsia="Arial" w:hAnsi="Arial" w:cs="Arial"/>
+          <w:color w:val="111111"/>
+        </w:rPr>
+        <w:t>- Created targeted automated tests around business-critical logic, focusing on regression prevention for the riskiest flows and ensuring changes could be shipped with confidence.</w:t>
       </w:r>
     </w:p>
     <w:p>
@@ -1901,14 +1642,7 @@
           <w:rFonts w:ascii="Arial" w:eastAsia="Arial" w:hAnsi="Arial" w:cs="Arial"/>
           <w:color w:val="111111"/>
         </w:rPr>
-        <w:t>- Diagnosed production issu</w:t>
-      </w:r>
-      <w:r>
-        <w:rPr>
-          <w:rFonts w:ascii="Arial" w:eastAsia="Arial" w:hAnsi="Arial" w:cs="Arial"/>
-          <w:color w:val="111111"/>
-        </w:rPr>
-        <w:t>es with a structured approach, using logs and repro steps to isolate root causes quickly and reduce mean time to recovery during incidents.</w:t>
+        <w:t>- Diagnosed production issues with a structured approach, using logs and repro steps to isolate root causes quickly and reduce mean time to recovery during incidents.</w:t>
       </w:r>
     </w:p>
     <w:p>
@@ -1936,14 +1670,7 @@
           <w:rFonts w:ascii="Arial" w:eastAsia="Arial" w:hAnsi="Arial" w:cs="Arial"/>
           <w:color w:val="111111"/>
         </w:rPr>
-        <w:t>- Documented integration expectations and operational behaviors so on-call responde</w:t>
-      </w:r>
-      <w:r>
-        <w:rPr>
-          <w:rFonts w:ascii="Arial" w:eastAsia="Arial" w:hAnsi="Arial" w:cs="Arial"/>
-          <w:color w:val="111111"/>
-        </w:rPr>
-        <w:t>rs and client teams had clear guidance during outages or degraded dependency conditions.</w:t>
+        <w:t>- Documented integration expectations and operational behaviors so on-call responders and client teams had clear guidance during outages or degraded dependency conditions.</w:t>
       </w:r>
     </w:p>
     <w:p>
@@ -1958,14 +1685,7 @@
           <w:color w:val="111111"/>
         </w:rPr>
         <w:lastRenderedPageBreak/>
-        <w:t>- Contributed to a culture of quality through practical code reviews, consistent patterns, and shared ownership that kept the backend codebase healthy as the product e</w:t>
-      </w:r>
-      <w:r>
-        <w:rPr>
-          <w:rFonts w:ascii="Arial" w:eastAsia="Arial" w:hAnsi="Arial" w:cs="Arial"/>
-          <w:color w:val="111111"/>
-        </w:rPr>
-        <w:t>volved.</w:t>
+        <w:t>- Contributed to a culture of quality through practical code reviews, consistent patterns, and shared ownership that kept the backend codebase healthy as the product evolved.</w:t>
       </w:r>
     </w:p>
     <w:p>
@@ -2056,14 +1776,7 @@
           <w:rFonts w:ascii="Arial" w:eastAsia="Arial" w:hAnsi="Arial" w:cs="Arial"/>
           <w:color w:val="111111"/>
         </w:rPr>
-        <w:t xml:space="preserve"> integrated safely into existing workflows while minim</w:t>
-      </w:r>
-      <w:r>
-        <w:rPr>
-          <w:rFonts w:ascii="Arial" w:eastAsia="Arial" w:hAnsi="Arial" w:cs="Arial"/>
-          <w:color w:val="111111"/>
-        </w:rPr>
-        <w:t>izing user disruption.</w:t>
+        <w:t xml:space="preserve"> integrated safely into existing workflows while minimizing user disruption.</w:t>
       </w:r>
     </w:p>
     <w:p>
@@ -2091,35 +1804,21 @@
           <w:rFonts w:ascii="Arial" w:eastAsia="Arial" w:hAnsi="Arial" w:cs="Arial"/>
           <w:color w:val="111111"/>
         </w:rPr>
-        <w:t>- Worked on data modeling and persistence improvements, a</w:t>
-      </w:r>
-      <w:r>
-        <w:rPr>
-          <w:rFonts w:ascii="Arial" w:eastAsia="Arial" w:hAnsi="Arial" w:cs="Arial"/>
-          <w:color w:val="111111"/>
-        </w:rPr>
-        <w:t>ligning schema changes with application behavior so releases stayed stable and rollbacks remained feasible when needed.</w:t>
-      </w:r>
-    </w:p>
-    <w:p>
-      <w:pPr>
-        <w:spacing w:after="40"/>
-        <w:ind w:left="240"/>
-        <w:jc w:val="both"/>
-      </w:pPr>
-      <w:r>
-        <w:rPr>
-          <w:rFonts w:ascii="Arial" w:eastAsia="Arial" w:hAnsi="Arial" w:cs="Arial"/>
-          <w:color w:val="111111"/>
-        </w:rPr>
-        <w:t>- Partnered with teammates to troubleshoot production defects, prioritizing reproducible steps and targeted fixes that removed root caus</w:t>
-      </w:r>
-      <w:r>
-        <w:rPr>
-          <w:rFonts w:ascii="Arial" w:eastAsia="Arial" w:hAnsi="Arial" w:cs="Arial"/>
-          <w:color w:val="111111"/>
-        </w:rPr>
-        <w:t>es instead of masking symptoms temporarily.</w:t>
+        <w:t>- Worked on data modeling and persistence improvements, aligning schema changes with application behavior so releases stayed stable and rollbacks remained feasible when needed.</w:t>
+      </w:r>
+    </w:p>
+    <w:p>
+      <w:pPr>
+        <w:spacing w:after="40"/>
+        <w:ind w:left="240"/>
+        <w:jc w:val="both"/>
+      </w:pPr>
+      <w:r>
+        <w:rPr>
+          <w:rFonts w:ascii="Arial" w:eastAsia="Arial" w:hAnsi="Arial" w:cs="Arial"/>
+          <w:color w:val="111111"/>
+        </w:rPr>
+        <w:t>- Partnered with teammates to troubleshoot production defects, prioritizing reproducible steps and targeted fixes that removed root causes instead of masking symptoms temporarily.</w:t>
       </w:r>
     </w:p>
     <w:p>
@@ -2147,35 +1846,21 @@
           <w:rFonts w:ascii="Arial" w:eastAsia="Arial" w:hAnsi="Arial" w:cs="Arial"/>
           <w:color w:val="111111"/>
         </w:rPr>
-        <w:t>- Supported release processes with discip</w:t>
-      </w:r>
-      <w:r>
-        <w:rPr>
-          <w:rFonts w:ascii="Arial" w:eastAsia="Arial" w:hAnsi="Arial" w:cs="Arial"/>
-          <w:color w:val="111111"/>
-        </w:rPr>
-        <w:t>lined testing and verification steps, helping ensure deployments were boring and reducing late-night surprises after changes went live.</w:t>
-      </w:r>
-    </w:p>
-    <w:p>
-      <w:pPr>
-        <w:spacing w:after="40"/>
-        <w:ind w:left="240"/>
-        <w:jc w:val="both"/>
-      </w:pPr>
-      <w:r>
-        <w:rPr>
-          <w:rFonts w:ascii="Arial" w:eastAsia="Arial" w:hAnsi="Arial" w:cs="Arial"/>
-          <w:color w:val="111111"/>
-        </w:rPr>
-        <w:t>- Contributed to internal documentation and shared patterns so future development stayed consistent, lowering onboarding</w:t>
-      </w:r>
-      <w:r>
-        <w:rPr>
-          <w:rFonts w:ascii="Arial" w:eastAsia="Arial" w:hAnsi="Arial" w:cs="Arial"/>
-          <w:color w:val="111111"/>
-        </w:rPr>
-        <w:t xml:space="preserve"> time and making maintenance work more predictable.</w:t>
+        <w:t>- Supported release processes with disciplined testing and verification steps, helping ensure deployments were boring and reducing late-night surprises after changes went live.</w:t>
+      </w:r>
+    </w:p>
+    <w:p>
+      <w:pPr>
+        <w:spacing w:after="40"/>
+        <w:ind w:left="240"/>
+        <w:jc w:val="both"/>
+      </w:pPr>
+      <w:r>
+        <w:rPr>
+          <w:rFonts w:ascii="Arial" w:eastAsia="Arial" w:hAnsi="Arial" w:cs="Arial"/>
+          <w:color w:val="111111"/>
+        </w:rPr>
+        <w:t>- Contributed to internal documentation and shared patterns so future development stayed consistent, lowering onboarding time and making maintenance work more predictable.</w:t>
       </w:r>
     </w:p>
     <w:p>
@@ -2237,14 +1922,7 @@
           <w:rFonts w:ascii="Arial" w:eastAsia="Arial" w:hAnsi="Arial" w:cs="Arial"/>
           <w:color w:val="111111"/>
         </w:rPr>
-        <w:t>- Supported feature development and maintenance work by implementing backend changes carefully, validating b</w:t>
-      </w:r>
-      <w:r>
-        <w:rPr>
-          <w:rFonts w:ascii="Arial" w:eastAsia="Arial" w:hAnsi="Arial" w:cs="Arial"/>
-          <w:color w:val="111111"/>
-        </w:rPr>
-        <w:t>ehavior against expected outcomes, and keeping user-facing flows stable.</w:t>
+        <w:t>- Supported feature development and maintenance work by implementing backend changes carefully, validating behavior against expected outcomes, and keeping user-facing flows stable.</w:t>
       </w:r>
     </w:p>
     <w:p>
@@ -2286,35 +1964,21 @@
           <w:rFonts w:ascii="Arial" w:eastAsia="Arial" w:hAnsi="Arial" w:cs="Arial"/>
           <w:color w:val="111111"/>
         </w:rPr>
-        <w:t>- Improved code readability by applying consistent naming and small refactors, making i</w:t>
-      </w:r>
-      <w:r>
-        <w:rPr>
-          <w:rFonts w:ascii="Arial" w:eastAsia="Arial" w:hAnsi="Arial" w:cs="Arial"/>
-          <w:color w:val="111111"/>
-        </w:rPr>
-        <w:t>t easier for senior engineers to review changes and reduce long-term maintenance cost.</w:t>
-      </w:r>
-    </w:p>
-    <w:p>
-      <w:pPr>
-        <w:spacing w:after="40"/>
-        <w:ind w:left="240"/>
-        <w:jc w:val="both"/>
-      </w:pPr>
-      <w:r>
-        <w:rPr>
-          <w:rFonts w:ascii="Arial" w:eastAsia="Arial" w:hAnsi="Arial" w:cs="Arial"/>
-          <w:color w:val="111111"/>
-        </w:rPr>
-        <w:t xml:space="preserve">- Contributed to basic automated checks and manual verification routines that reduced regressions, especially around high-traffic paths where small bugs caused outsized </w:t>
-      </w:r>
-      <w:r>
-        <w:rPr>
-          <w:rFonts w:ascii="Arial" w:eastAsia="Arial" w:hAnsi="Arial" w:cs="Arial"/>
-          <w:color w:val="111111"/>
-        </w:rPr>
-        <w:t>disruption.</w:t>
+        <w:t>- Improved code readability by applying consistent naming and small refactors, making it easier for senior engineers to review changes and reduce long-term maintenance cost.</w:t>
+      </w:r>
+    </w:p>
+    <w:p>
+      <w:pPr>
+        <w:spacing w:after="40"/>
+        <w:ind w:left="240"/>
+        <w:jc w:val="both"/>
+      </w:pPr>
+      <w:r>
+        <w:rPr>
+          <w:rFonts w:ascii="Arial" w:eastAsia="Arial" w:hAnsi="Arial" w:cs="Arial"/>
+          <w:color w:val="111111"/>
+        </w:rPr>
+        <w:t>- Contributed to basic automated checks and manual verification routines that reduced regressions, especially around high-traffic paths where small bugs caused outsized disruption.</w:t>
       </w:r>
     </w:p>
     <w:p>
@@ -2342,35 +2006,21 @@
           <w:rFonts w:ascii="Arial" w:eastAsia="Arial" w:hAnsi="Arial" w:cs="Arial"/>
           <w:color w:val="111111"/>
         </w:rPr>
-        <w:t>- Helped keep deployments safer by following established release checklists and</w:t>
-      </w:r>
-      <w:r>
-        <w:rPr>
-          <w:rFonts w:ascii="Arial" w:eastAsia="Arial" w:hAnsi="Arial" w:cs="Arial"/>
-          <w:color w:val="111111"/>
-        </w:rPr>
-        <w:t xml:space="preserve"> confirming key behaviors post-release, ensuring problems were caught early when they occurred.</w:t>
-      </w:r>
-    </w:p>
-    <w:p>
-      <w:pPr>
-        <w:spacing w:after="40"/>
-        <w:ind w:left="240"/>
-        <w:jc w:val="both"/>
-      </w:pPr>
-      <w:r>
-        <w:rPr>
-          <w:rFonts w:ascii="Arial" w:eastAsia="Arial" w:hAnsi="Arial" w:cs="Arial"/>
-          <w:color w:val="111111"/>
-        </w:rPr>
-        <w:t>- Collaborated with teammates through pair debugging sessions and quick design discussions, building strong habits around asking good questions and validating a</w:t>
-      </w:r>
-      <w:r>
-        <w:rPr>
-          <w:rFonts w:ascii="Arial" w:eastAsia="Arial" w:hAnsi="Arial" w:cs="Arial"/>
-          <w:color w:val="111111"/>
-        </w:rPr>
-        <w:t>ssumptions.</w:t>
+        <w:t>- Helped keep deployments safer by following established release checklists and confirming key behaviors post-release, ensuring problems were caught early when they occurred.</w:t>
+      </w:r>
+    </w:p>
+    <w:p>
+      <w:pPr>
+        <w:spacing w:after="40"/>
+        <w:ind w:left="240"/>
+        <w:jc w:val="both"/>
+      </w:pPr>
+      <w:r>
+        <w:rPr>
+          <w:rFonts w:ascii="Arial" w:eastAsia="Arial" w:hAnsi="Arial" w:cs="Arial"/>
+          <w:color w:val="111111"/>
+        </w:rPr>
+        <w:t>- Collaborated with teammates through pair debugging sessions and quick design discussions, building strong habits around asking good questions and validating assumptions.</w:t>
       </w:r>
     </w:p>
     <w:p>
